--- a/SSMS (SQL Server Management Studio)/Конспекты/Конспект 2.docx
+++ b/SSMS (SQL Server Management Studio)/Конспекты/Конспект 2.docx
@@ -30,9 +30,8 @@
           <w:bCs/>
           <w:sz w:val="40"/>
           <w:szCs w:val="40"/>
-          <w:lang w:val="en-US"/>
-        </w:rPr>
-        <w:t xml:space="preserve">: SQL Server Management Studio. </w:t>
+        </w:rPr>
+        <w:t xml:space="preserve"> 2 -</w:t>
       </w:r>
       <w:r>
         <w:rPr>
@@ -41,9 +40,32 @@
           <w:bCs/>
           <w:sz w:val="40"/>
           <w:szCs w:val="40"/>
+          <w:lang w:val="en-US"/>
+        </w:rPr>
+        <w:t xml:space="preserve"> SQL Server Management Studio. </w:t>
+      </w:r>
+      <w:r>
+        <w:rPr>
+          <w:rFonts w:cstheme="minorHAnsi"/>
+          <w:b/>
+          <w:bCs/>
+          <w:sz w:val="40"/>
+          <w:szCs w:val="40"/>
         </w:rPr>
         <w:t>Создание базы данных и таблиц</w:t>
       </w:r>
+    </w:p>
+    <w:p>
+      <w:pPr>
+        <w:jc w:val="center"/>
+        <w:rPr>
+          <w:rFonts w:cstheme="minorHAnsi"/>
+          <w:b/>
+          <w:bCs/>
+          <w:sz w:val="40"/>
+          <w:szCs w:val="40"/>
+        </w:rPr>
+      </w:pPr>
     </w:p>
     <w:p>
       <w:pPr>
@@ -431,27 +453,15 @@
           <w:szCs w:val="36"/>
         </w:rPr>
       </w:pPr>
-      <w:proofErr w:type="spellStart"/>
-      <w:r>
-        <w:rPr>
-          <w:rFonts w:cstheme="minorHAnsi"/>
-          <w:b/>
-          <w:bCs/>
-          <w:sz w:val="36"/>
-          <w:szCs w:val="36"/>
-        </w:rPr>
-        <w:t>Authentication</w:t>
-      </w:r>
-      <w:proofErr w:type="spellEnd"/>
-      <w:r>
-        <w:rPr>
-          <w:rFonts w:cstheme="minorHAnsi"/>
-          <w:b/>
-          <w:bCs/>
-          <w:sz w:val="36"/>
-          <w:szCs w:val="36"/>
-        </w:rPr>
-        <w:t>:</w:t>
+      <w:r>
+        <w:rPr>
+          <w:rFonts w:cstheme="minorHAnsi"/>
+          <w:b/>
+          <w:bCs/>
+          <w:sz w:val="36"/>
+          <w:szCs w:val="36"/>
+        </w:rPr>
+        <w:t>Authentication:</w:t>
       </w:r>
       <w:r>
         <w:rPr>
@@ -482,6 +492,7 @@
           <w:szCs w:val="36"/>
           <w:lang w:val="en-US"/>
         </w:rPr>
+        <w:lastRenderedPageBreak/>
         <w:t xml:space="preserve">Windows Authentication — </w:t>
       </w:r>
       <w:r>
@@ -554,26 +565,7 @@
           <w:sz w:val="36"/>
           <w:szCs w:val="36"/>
         </w:rPr>
-        <w:lastRenderedPageBreak/>
-        <w:t xml:space="preserve">SQL Server </w:t>
-      </w:r>
-      <w:proofErr w:type="spellStart"/>
-      <w:r>
-        <w:rPr>
-          <w:rFonts w:cstheme="minorHAnsi"/>
-          <w:sz w:val="36"/>
-          <w:szCs w:val="36"/>
-        </w:rPr>
-        <w:t>Authentication</w:t>
-      </w:r>
-      <w:proofErr w:type="spellEnd"/>
-      <w:r>
-        <w:rPr>
-          <w:rFonts w:cstheme="minorHAnsi"/>
-          <w:sz w:val="36"/>
-          <w:szCs w:val="36"/>
-        </w:rPr>
-        <w:t> — требует отдельного логина и пароля.</w:t>
+        <w:t>SQL Server Authentication — требует отдельного логина и пароля.</w:t>
       </w:r>
     </w:p>
     <w:p>
@@ -696,25 +688,7 @@
           <w:sz w:val="36"/>
           <w:szCs w:val="36"/>
         </w:rPr>
-        <w:t> Правый клик по папке </w:t>
-      </w:r>
-      <w:proofErr w:type="spellStart"/>
-      <w:r>
-        <w:rPr>
-          <w:rFonts w:cstheme="minorHAnsi"/>
-          <w:sz w:val="36"/>
-          <w:szCs w:val="36"/>
-        </w:rPr>
-        <w:t>Databases</w:t>
-      </w:r>
-      <w:proofErr w:type="spellEnd"/>
-      <w:r>
-        <w:rPr>
-          <w:rFonts w:cstheme="minorHAnsi"/>
-          <w:sz w:val="36"/>
-          <w:szCs w:val="36"/>
-        </w:rPr>
-        <w:t> → New Database....</w:t>
+        <w:t> Правый клик по папке Databases → New Database....</w:t>
       </w:r>
     </w:p>
     <w:p>
@@ -772,25 +746,7 @@
           <w:sz w:val="36"/>
           <w:szCs w:val="36"/>
         </w:rPr>
-        <w:t xml:space="preserve"> их можно сохранять, повторно использовать, передавать другим разработчикам и хранить в системе контроля версий (например, </w:t>
-      </w:r>
-      <w:proofErr w:type="spellStart"/>
-      <w:r>
-        <w:rPr>
-          <w:rFonts w:cstheme="minorHAnsi"/>
-          <w:sz w:val="36"/>
-          <w:szCs w:val="36"/>
-        </w:rPr>
-        <w:t>Git</w:t>
-      </w:r>
-      <w:proofErr w:type="spellEnd"/>
-      <w:r>
-        <w:rPr>
-          <w:rFonts w:cstheme="minorHAnsi"/>
-          <w:sz w:val="36"/>
-          <w:szCs w:val="36"/>
-        </w:rPr>
-        <w:t>).</w:t>
+        <w:t> их можно сохранять, повторно использовать, передавать другим разработчикам и хранить в системе контроля версий (например, Git).</w:t>
       </w:r>
     </w:p>
     <w:p>
@@ -851,25 +807,16 @@
           <w:sz w:val="36"/>
           <w:szCs w:val="36"/>
         </w:rPr>
-        <w:t> Команда USE [</w:t>
-      </w:r>
-      <w:proofErr w:type="spellStart"/>
-      <w:r>
-        <w:rPr>
-          <w:rFonts w:cstheme="minorHAnsi"/>
-          <w:sz w:val="36"/>
-          <w:szCs w:val="36"/>
-        </w:rPr>
-        <w:t>Название_базы</w:t>
-      </w:r>
-      <w:proofErr w:type="spellEnd"/>
-      <w:r>
-        <w:rPr>
-          <w:rFonts w:cstheme="minorHAnsi"/>
-          <w:sz w:val="36"/>
-          <w:szCs w:val="36"/>
-        </w:rPr>
-        <w:t>]; GO переключает текущий контекст выполнения, указывая SQL Server, в какой базе данных нужно искать объекты.</w:t>
+        <w:t xml:space="preserve"> Команда USE [Название_базы]; GO переключает текущий контекст выполнения, </w:t>
+      </w:r>
+      <w:r>
+        <w:rPr>
+          <w:rFonts w:cstheme="minorHAnsi"/>
+          <w:sz w:val="36"/>
+          <w:szCs w:val="36"/>
+        </w:rPr>
+        <w:lastRenderedPageBreak/>
+        <w:t>указывая SQL Server, в какой базе данных нужно искать объекты.</w:t>
       </w:r>
     </w:p>
     <w:p>
@@ -892,7 +839,6 @@
           <w:sz w:val="36"/>
           <w:szCs w:val="36"/>
         </w:rPr>
-        <w:lastRenderedPageBreak/>
         <w:t>Схема:</w:t>
       </w:r>
       <w:r>
@@ -901,25 +847,7 @@
           <w:sz w:val="36"/>
           <w:szCs w:val="36"/>
         </w:rPr>
-        <w:t> Логический контейнер для объектов базы данных (например, таблиц). Создается командой CREATE SCHEMA [</w:t>
-      </w:r>
-      <w:proofErr w:type="spellStart"/>
-      <w:r>
-        <w:rPr>
-          <w:rFonts w:cstheme="minorHAnsi"/>
-          <w:sz w:val="36"/>
-          <w:szCs w:val="36"/>
-        </w:rPr>
-        <w:t>Название_схемы</w:t>
-      </w:r>
-      <w:proofErr w:type="spellEnd"/>
-      <w:r>
-        <w:rPr>
-          <w:rFonts w:cstheme="minorHAnsi"/>
-          <w:sz w:val="36"/>
-          <w:szCs w:val="36"/>
-        </w:rPr>
-        <w:t>]; GO. Схема позволяет группировать объекты и управлять правами доступа к ним.</w:t>
+        <w:t> Логический контейнер для объектов базы данных (например, таблиц). Создается командой CREATE SCHEMA [Название_схемы]; GO. Схема позволяет группировать объекты и управлять правами доступа к ним.</w:t>
       </w:r>
     </w:p>
     <w:p>
@@ -997,7 +925,6 @@
           <w:szCs w:val="36"/>
         </w:rPr>
       </w:pPr>
-      <w:proofErr w:type="spellStart"/>
       <w:r>
         <w:rPr>
           <w:rFonts w:cstheme="minorHAnsi"/>
@@ -1006,7 +933,6 @@
         </w:rPr>
         <w:t>sql</w:t>
       </w:r>
-      <w:proofErr w:type="spellEnd"/>
     </w:p>
     <w:p>
       <w:pPr>
@@ -1033,7 +959,6 @@
         </w:rPr>
         <w:t>].[</w:t>
       </w:r>
-      <w:proofErr w:type="spellStart"/>
       <w:proofErr w:type="gramEnd"/>
       <w:r>
         <w:rPr>
@@ -1041,69 +966,24 @@
           <w:sz w:val="36"/>
           <w:szCs w:val="36"/>
         </w:rPr>
-        <w:t>Название_таблицы</w:t>
-      </w:r>
-      <w:proofErr w:type="spellEnd"/>
-      <w:r>
-        <w:rPr>
-          <w:rFonts w:cstheme="minorHAnsi"/>
-          <w:sz w:val="36"/>
-          <w:szCs w:val="36"/>
-        </w:rPr>
-        <w:t>] (</w:t>
-      </w:r>
-    </w:p>
-    <w:p>
-      <w:pPr>
-        <w:rPr>
-          <w:rFonts w:cstheme="minorHAnsi"/>
-          <w:sz w:val="36"/>
-          <w:szCs w:val="36"/>
-        </w:rPr>
-      </w:pPr>
-      <w:r>
-        <w:rPr>
-          <w:rFonts w:cstheme="minorHAnsi"/>
-          <w:sz w:val="36"/>
-          <w:szCs w:val="36"/>
-        </w:rPr>
-        <w:t xml:space="preserve">    </w:t>
-      </w:r>
-      <w:proofErr w:type="spellStart"/>
-      <w:r>
-        <w:rPr>
-          <w:rFonts w:cstheme="minorHAnsi"/>
-          <w:sz w:val="36"/>
-          <w:szCs w:val="36"/>
-        </w:rPr>
-        <w:t>Имя_столбца</w:t>
-      </w:r>
-      <w:proofErr w:type="spellEnd"/>
-      <w:r>
-        <w:rPr>
-          <w:rFonts w:cstheme="minorHAnsi"/>
-          <w:sz w:val="36"/>
-          <w:szCs w:val="36"/>
-        </w:rPr>
-        <w:t xml:space="preserve"> </w:t>
-      </w:r>
-      <w:proofErr w:type="spellStart"/>
-      <w:r>
-        <w:rPr>
-          <w:rFonts w:cstheme="minorHAnsi"/>
-          <w:sz w:val="36"/>
-          <w:szCs w:val="36"/>
-        </w:rPr>
-        <w:t>Тип_данных</w:t>
-      </w:r>
-      <w:proofErr w:type="spellEnd"/>
-      <w:r>
-        <w:rPr>
-          <w:rFonts w:cstheme="minorHAnsi"/>
-          <w:sz w:val="36"/>
-          <w:szCs w:val="36"/>
-        </w:rPr>
-        <w:t xml:space="preserve"> [Ограничения]</w:t>
+        <w:t>Название_таблицы] (</w:t>
+      </w:r>
+    </w:p>
+    <w:p>
+      <w:pPr>
+        <w:rPr>
+          <w:rFonts w:cstheme="minorHAnsi"/>
+          <w:sz w:val="36"/>
+          <w:szCs w:val="36"/>
+        </w:rPr>
+      </w:pPr>
+      <w:r>
+        <w:rPr>
+          <w:rFonts w:cstheme="minorHAnsi"/>
+          <w:sz w:val="36"/>
+          <w:szCs w:val="36"/>
+        </w:rPr>
+        <w:t xml:space="preserve">    Имя_столбца Тип_данных [Ограничения]</w:t>
       </w:r>
     </w:p>
     <w:p>
@@ -1151,7 +1031,6 @@
         </w:rPr>
         <w:t xml:space="preserve">: CREATE TABLE </w:t>
       </w:r>
-      <w:proofErr w:type="spellStart"/>
       <w:proofErr w:type="gramStart"/>
       <w:r>
         <w:rPr>
@@ -1162,7 +1041,6 @@
         </w:rPr>
         <w:t>college.students</w:t>
       </w:r>
-      <w:proofErr w:type="spellEnd"/>
       <w:proofErr w:type="gramEnd"/>
       <w:r>
         <w:rPr>
@@ -1244,25 +1122,7 @@
           <w:sz w:val="36"/>
           <w:szCs w:val="36"/>
         </w:rPr>
-        <w:t xml:space="preserve">NVARCHAR(N) — строка переменной длины, поддерживающая </w:t>
-      </w:r>
-      <w:proofErr w:type="spellStart"/>
-      <w:r>
-        <w:rPr>
-          <w:rFonts w:cstheme="minorHAnsi"/>
-          <w:sz w:val="36"/>
-          <w:szCs w:val="36"/>
-        </w:rPr>
-        <w:t>Unicode</w:t>
-      </w:r>
-      <w:proofErr w:type="spellEnd"/>
-      <w:r>
-        <w:rPr>
-          <w:rFonts w:cstheme="minorHAnsi"/>
-          <w:sz w:val="36"/>
-          <w:szCs w:val="36"/>
-        </w:rPr>
-        <w:t xml:space="preserve"> (до N символов).</w:t>
+        <w:t>NVARCHAR(N) — строка переменной длины, поддерживающая Unicode (до N символов).</w:t>
       </w:r>
     </w:p>
     <w:p>
@@ -1293,29 +1153,8 @@
           <w:sz w:val="36"/>
           <w:szCs w:val="36"/>
         </w:rPr>
-        <w:t>8. Ограничения таблицы (</w:t>
-      </w:r>
-      <w:proofErr w:type="spellStart"/>
-      <w:r>
-        <w:rPr>
-          <w:rFonts w:cstheme="minorHAnsi"/>
-          <w:b/>
-          <w:bCs/>
-          <w:sz w:val="36"/>
-          <w:szCs w:val="36"/>
-        </w:rPr>
-        <w:t>Constraints</w:t>
-      </w:r>
-      <w:proofErr w:type="spellEnd"/>
-      <w:r>
-        <w:rPr>
-          <w:rFonts w:cstheme="minorHAnsi"/>
-          <w:b/>
-          <w:bCs/>
-          <w:sz w:val="36"/>
-          <w:szCs w:val="36"/>
-        </w:rPr>
-        <w:t>)</w:t>
+        <w:lastRenderedPageBreak/>
+        <w:t>8. Ограничения таблицы (Constraints)</w:t>
       </w:r>
     </w:p>
     <w:p>
@@ -1353,7 +1192,6 @@
           <w:sz w:val="36"/>
           <w:szCs w:val="36"/>
         </w:rPr>
-        <w:lastRenderedPageBreak/>
         <w:t>PRIMARY KEY — Первичный ключ. Однозначно идентифицирует каждую строку в таблице. Значения должны быть уникальными и не могут быть NULL.</w:t>
       </w:r>
     </w:p>
@@ -1489,7 +1327,6 @@
         </w:rPr>
         <w:t>CHECK — Проверяет условие при вставке или обновлении данных (например, CHECK (</w:t>
       </w:r>
-      <w:proofErr w:type="spellStart"/>
       <w:proofErr w:type="gramStart"/>
       <w:r>
         <w:rPr>
@@ -1497,16 +1334,7 @@
           <w:sz w:val="36"/>
           <w:szCs w:val="36"/>
         </w:rPr>
-        <w:t>age</w:t>
-      </w:r>
-      <w:proofErr w:type="spellEnd"/>
-      <w:r>
-        <w:rPr>
-          <w:rFonts w:cstheme="minorHAnsi"/>
-          <w:sz w:val="36"/>
-          <w:szCs w:val="36"/>
-        </w:rPr>
-        <w:t xml:space="preserve"> &gt;</w:t>
+        <w:t>age &gt;</w:t>
       </w:r>
       <w:proofErr w:type="gramEnd"/>
       <w:r>
@@ -1608,6 +1436,7 @@
           <w:sz w:val="36"/>
           <w:szCs w:val="36"/>
         </w:rPr>
+        <w:lastRenderedPageBreak/>
         <w:t>UPDATE — Изменение существующих данных. Требует осторожности: без условия WHERE обновятся </w:t>
       </w:r>
       <w:r>
@@ -1647,7 +1476,6 @@
           <w:sz w:val="36"/>
           <w:szCs w:val="36"/>
         </w:rPr>
-        <w:lastRenderedPageBreak/>
         <w:t>DELETE — Удаление строк из таблицы. Без условия WHERE удалятся </w:t>
       </w:r>
       <w:r>
@@ -1916,25 +1744,34 @@
           <w:szCs w:val="36"/>
         </w:rPr>
       </w:pPr>
-    </w:p>
-    <w:p>
-      <w:pPr>
-        <w:rPr>
-          <w:rFonts w:cstheme="minorHAnsi"/>
-          <w:b/>
-          <w:bCs/>
-          <w:sz w:val="36"/>
-          <w:szCs w:val="36"/>
-        </w:rPr>
-      </w:pPr>
-      <w:r>
-        <w:rPr>
-          <w:rFonts w:cstheme="minorHAnsi"/>
-          <w:b/>
-          <w:bCs/>
-          <w:sz w:val="36"/>
-          <w:szCs w:val="36"/>
-        </w:rPr>
+      <w:r>
+        <w:rPr>
+          <w:rFonts w:cstheme="minorHAnsi"/>
+          <w:sz w:val="36"/>
+          <w:szCs w:val="36"/>
+        </w:rPr>
+        <w:br w:type="page"/>
+      </w:r>
+    </w:p>
+    <w:p>
+      <w:pPr>
+        <w:rPr>
+          <w:rFonts w:cstheme="minorHAnsi"/>
+          <w:b/>
+          <w:bCs/>
+          <w:sz w:val="36"/>
+          <w:szCs w:val="36"/>
+        </w:rPr>
+      </w:pPr>
+      <w:r>
+        <w:rPr>
+          <w:rFonts w:cstheme="minorHAnsi"/>
+          <w:b/>
+          <w:bCs/>
+          <w:sz w:val="36"/>
+          <w:szCs w:val="36"/>
+        </w:rPr>
+        <w:lastRenderedPageBreak/>
         <w:t>12. Команда GO</w:t>
       </w:r>
     </w:p>
@@ -1965,36 +1802,25 @@
           <w:szCs w:val="36"/>
         </w:rPr>
       </w:pPr>
-      <w:r>
-        <w:rPr>
-          <w:rFonts w:cstheme="minorHAnsi"/>
-          <w:b/>
-          <w:bCs/>
-          <w:sz w:val="36"/>
-          <w:szCs w:val="36"/>
-        </w:rPr>
-        <w:br w:type="page"/>
-      </w:r>
-    </w:p>
-    <w:p>
-      <w:pPr>
-        <w:rPr>
-          <w:rFonts w:cstheme="minorHAnsi"/>
-          <w:b/>
-          <w:bCs/>
-          <w:sz w:val="36"/>
-          <w:szCs w:val="36"/>
-        </w:rPr>
-      </w:pPr>
-      <w:r>
-        <w:rPr>
-          <w:rFonts w:cstheme="minorHAnsi"/>
-          <w:b/>
-          <w:bCs/>
-          <w:sz w:val="36"/>
-          <w:szCs w:val="36"/>
-        </w:rPr>
-        <w:lastRenderedPageBreak/>
+    </w:p>
+    <w:p>
+      <w:pPr>
+        <w:rPr>
+          <w:rFonts w:cstheme="minorHAnsi"/>
+          <w:b/>
+          <w:bCs/>
+          <w:sz w:val="36"/>
+          <w:szCs w:val="36"/>
+        </w:rPr>
+      </w:pPr>
+      <w:r>
+        <w:rPr>
+          <w:rFonts w:cstheme="minorHAnsi"/>
+          <w:b/>
+          <w:bCs/>
+          <w:sz w:val="36"/>
+          <w:szCs w:val="36"/>
+        </w:rPr>
         <w:t>13. Полное имя объекта</w:t>
       </w:r>
     </w:p>
@@ -2039,61 +1865,7 @@
           <w:sz w:val="36"/>
           <w:szCs w:val="36"/>
         </w:rPr>
-        <w:t>Схема].[Объект] (например, [</w:t>
-      </w:r>
-      <w:proofErr w:type="spellStart"/>
-      <w:r>
-        <w:rPr>
-          <w:rFonts w:cstheme="minorHAnsi"/>
-          <w:sz w:val="36"/>
-          <w:szCs w:val="36"/>
-        </w:rPr>
-        <w:t>CollegeDB</w:t>
-      </w:r>
-      <w:proofErr w:type="spellEnd"/>
-      <w:r>
-        <w:rPr>
-          <w:rFonts w:cstheme="minorHAnsi"/>
-          <w:sz w:val="36"/>
-          <w:szCs w:val="36"/>
-        </w:rPr>
-        <w:t>].[</w:t>
-      </w:r>
-      <w:proofErr w:type="spellStart"/>
-      <w:r>
-        <w:rPr>
-          <w:rFonts w:cstheme="minorHAnsi"/>
-          <w:sz w:val="36"/>
-          <w:szCs w:val="36"/>
-        </w:rPr>
-        <w:t>college</w:t>
-      </w:r>
-      <w:proofErr w:type="spellEnd"/>
-      <w:r>
-        <w:rPr>
-          <w:rFonts w:cstheme="minorHAnsi"/>
-          <w:sz w:val="36"/>
-          <w:szCs w:val="36"/>
-        </w:rPr>
-        <w:t>].[</w:t>
-      </w:r>
-      <w:proofErr w:type="spellStart"/>
-      <w:r>
-        <w:rPr>
-          <w:rFonts w:cstheme="minorHAnsi"/>
-          <w:sz w:val="36"/>
-          <w:szCs w:val="36"/>
-        </w:rPr>
-        <w:t>students</w:t>
-      </w:r>
-      <w:proofErr w:type="spellEnd"/>
-      <w:r>
-        <w:rPr>
-          <w:rFonts w:cstheme="minorHAnsi"/>
-          <w:sz w:val="36"/>
-          <w:szCs w:val="36"/>
-        </w:rPr>
-        <w:t>]).</w:t>
+        <w:t>Схема].[Объект] (например, [CollegeDB].[college].[students]).</w:t>
       </w:r>
     </w:p>
     <w:p>
@@ -2152,25 +1924,7 @@
           <w:sz w:val="36"/>
           <w:szCs w:val="36"/>
         </w:rPr>
-        <w:t>Используются для явного указания идентификаторов, особенно если имя объекта совпадает с ключевым словом SQL (например, [</w:t>
-      </w:r>
-      <w:proofErr w:type="spellStart"/>
-      <w:r>
-        <w:rPr>
-          <w:rFonts w:cstheme="minorHAnsi"/>
-          <w:sz w:val="36"/>
-          <w:szCs w:val="36"/>
-        </w:rPr>
-        <w:t>Order</w:t>
-      </w:r>
-      <w:proofErr w:type="spellEnd"/>
-      <w:r>
-        <w:rPr>
-          <w:rFonts w:cstheme="minorHAnsi"/>
-          <w:sz w:val="36"/>
-          <w:szCs w:val="36"/>
-        </w:rPr>
-        <w:t>]) или содержит пробелы.</w:t>
+        <w:t>Используются для явного указания идентификаторов, особенно если имя объекта совпадает с ключевым словом SQL (например, [Order]) или содержит пробелы.</w:t>
       </w:r>
     </w:p>
     <w:p>
@@ -2219,25 +1973,7 @@
           <w:sz w:val="32"/>
           <w:szCs w:val="32"/>
         </w:rPr>
-        <w:t>CREATE DATABASE [</w:t>
-      </w:r>
-      <w:proofErr w:type="spellStart"/>
-      <w:r>
-        <w:rPr>
-          <w:rFonts w:cstheme="minorHAnsi"/>
-          <w:sz w:val="32"/>
-          <w:szCs w:val="32"/>
-        </w:rPr>
-        <w:t>НазваниеБД</w:t>
-      </w:r>
-      <w:proofErr w:type="spellEnd"/>
-      <w:r>
-        <w:rPr>
-          <w:rFonts w:cstheme="minorHAnsi"/>
-          <w:sz w:val="32"/>
-          <w:szCs w:val="32"/>
-        </w:rPr>
-        <w:t>];</w:t>
+        <w:t>CREATE DATABASE [НазваниеБД];</w:t>
       </w:r>
     </w:p>
     <w:p>
@@ -2258,25 +1994,7 @@
           <w:sz w:val="32"/>
           <w:szCs w:val="32"/>
         </w:rPr>
-        <w:t>USE [</w:t>
-      </w:r>
-      <w:proofErr w:type="spellStart"/>
-      <w:r>
-        <w:rPr>
-          <w:rFonts w:cstheme="minorHAnsi"/>
-          <w:sz w:val="32"/>
-          <w:szCs w:val="32"/>
-        </w:rPr>
-        <w:t>НазваниеБД</w:t>
-      </w:r>
-      <w:proofErr w:type="spellEnd"/>
-      <w:r>
-        <w:rPr>
-          <w:rFonts w:cstheme="minorHAnsi"/>
-          <w:sz w:val="32"/>
-          <w:szCs w:val="32"/>
-        </w:rPr>
-        <w:t>];</w:t>
+        <w:t>USE [НазваниеБД];</w:t>
       </w:r>
     </w:p>
     <w:p>
@@ -2297,25 +2015,7 @@
           <w:sz w:val="32"/>
           <w:szCs w:val="32"/>
         </w:rPr>
-        <w:t>CREATE SCHEMA [</w:t>
-      </w:r>
-      <w:proofErr w:type="spellStart"/>
-      <w:r>
-        <w:rPr>
-          <w:rFonts w:cstheme="minorHAnsi"/>
-          <w:sz w:val="32"/>
-          <w:szCs w:val="32"/>
-        </w:rPr>
-        <w:t>НазваниеСхемы</w:t>
-      </w:r>
-      <w:proofErr w:type="spellEnd"/>
-      <w:r>
-        <w:rPr>
-          <w:rFonts w:cstheme="minorHAnsi"/>
-          <w:sz w:val="32"/>
-          <w:szCs w:val="32"/>
-        </w:rPr>
-        <w:t>];</w:t>
+        <w:t>CREATE SCHEMA [НазваниеСхемы];</w:t>
       </w:r>
     </w:p>
     <w:p>
@@ -2492,6 +2192,7 @@
           <w:szCs w:val="32"/>
           <w:lang w:val="en-US"/>
         </w:rPr>
+        <w:lastRenderedPageBreak/>
         <w:t>UPDATE [</w:t>
       </w:r>
       <w:r>
@@ -4858,6 +4559,7 @@
   <w:style w:type="character" w:default="1" w:styleId="a0">
     <w:name w:val="Default Paragraph Font"/>
     <w:uiPriority w:val="1"/>
+    <w:semiHidden/>
     <w:unhideWhenUsed/>
   </w:style>
   <w:style w:type="table" w:default="1" w:styleId="a1">
